--- a/cblm-builder/templates/10_lo_intro.docx
+++ b/cblm-builder/templates/10_lo_intro.docx
@@ -16,16 +16,7 @@
           <w:b/>
           <w:bCs/>
         </w:rPr>
-        <w:t xml:space="preserve">LEARNING OUTCOME </w:t>
-      </w:r>
-      <w:proofErr w:type="gramStart"/>
-      <w:r>
-        <w:rPr>
-          <w:rFonts w:ascii="Bookman Old Style" w:hAnsi="Bookman Old Style"/>
-          <w:b/>
-          <w:bCs/>
-        </w:rPr>
-        <w:t xml:space="preserve">NO. </w:t>
+        <w:t xml:space="preserve">LEARNING OUTCOME NO. </w:t>
       </w:r>
       <w:r>
         <w:rPr>
@@ -51,7 +42,6 @@
         </w:rPr>
         <w:t>{{</w:t>
       </w:r>
-      <w:proofErr w:type="gramEnd"/>
       <w:r>
         <w:rPr>
           <w:rFonts w:ascii="Bookman Old Style" w:hAnsi="Bookman Old Style"/>
@@ -554,21 +544,7 @@
         <w:rPr>
           <w:rFonts w:ascii="Bookman Old Style" w:hAnsi="Bookman Old Style"/>
         </w:rPr>
-        <w:t xml:space="preserve">WORKPLACE </w:t>
-      </w:r>
-      <w:proofErr w:type="gramStart"/>
-      <w:r>
-        <w:rPr>
-          <w:rFonts w:ascii="Bookman Old Style" w:hAnsi="Bookman Old Style"/>
-        </w:rPr>
-        <w:t>LOCATION: {{</w:t>
-      </w:r>
-      <w:proofErr w:type="gramEnd"/>
-      <w:r>
-        <w:rPr>
-          <w:rFonts w:ascii="Bookman Old Style" w:hAnsi="Bookman Old Style"/>
-        </w:rPr>
-        <w:t>Laboratory}}</w:t>
+        <w:t>WORKPLACE LOCATION: {{Laboratory}}</w:t>
       </w:r>
     </w:p>
     <w:p>
@@ -680,24 +656,8 @@
     </w:p>
     <w:p>
       <w:pPr>
-        <w:jc w:val="center"/>
-        <w:rPr>
-          <w:rFonts w:ascii="Bookman Old Style" w:hAnsi="Bookman Old Style"/>
-        </w:rPr>
-      </w:pPr>
-      <w:r>
-        <w:rPr>
-          <w:rFonts w:ascii="Bookman Old Style" w:hAnsi="Bookman Old Style"/>
-        </w:rPr>
-        <w:br w:type="page"/>
-      </w:r>
-    </w:p>
-    <w:p>
-      <w:pPr>
-        <w:rPr>
-          <w:rFonts w:ascii="Bookman Old Style" w:hAnsi="Bookman Old Style"/>
-          <w:b/>
-          <w:bCs/>
+        <w:rPr>
+          <w:rFonts w:ascii="Bookman Old Style" w:hAnsi="Bookman Old Style"/>
         </w:rPr>
       </w:pPr>
     </w:p>
